--- a/fuentes/12230000_CF01_DI.docx
+++ b/fuentes/12230000_CF01_DI.docx
@@ -202,7 +202,7 @@
                 <w:szCs w:val="20"/>
                 <w:lang w:val="es-ES_tradnl"/>
               </w:rPr>
-              <w:t xml:space="preserve">210201052. </w:t>
+              <w:t xml:space="preserve">210201042. </w:t>
             </w:r>
             <w:r>
               <w:rPr>
@@ -212,7 +212,7 @@
                 <w:szCs w:val="20"/>
                 <w:lang w:val="es-ES_tradnl"/>
               </w:rPr>
-              <w:t>Dirigir el talento humano de acuerdo con normativa.</w:t>
+              <w:t>Planear el desarrollo del talento humano según requerimientos y modelos gestión.</w:t>
             </w:r>
           </w:p>
         </w:tc>
@@ -263,7 +263,23 @@
                 <w:szCs w:val="20"/>
                 <w:lang w:val="es-ES_tradnl" w:eastAsia="en-US"/>
               </w:rPr>
-              <w:t xml:space="preserve">210201052-01. </w:t>
+              <w:t>2102010</w:t>
+            </w:r>
+            <w:r>
+              <w:rPr>
+                <w:sz w:val="20"/>
+                <w:szCs w:val="20"/>
+                <w:lang w:val="es-ES_tradnl" w:eastAsia="en-US"/>
+              </w:rPr>
+              <w:t>4</w:t>
+            </w:r>
+            <w:r>
+              <w:rPr>
+                <w:sz w:val="20"/>
+                <w:szCs w:val="20"/>
+                <w:lang w:val="es-ES_tradnl" w:eastAsia="en-US"/>
+              </w:rPr>
+              <w:t xml:space="preserve">2-01. </w:t>
             </w:r>
             <w:r>
               <w:rPr>
@@ -305,7 +321,25 @@
                 <w:szCs w:val="20"/>
                 <w:lang w:val="es-ES_tradnl"/>
               </w:rPr>
-              <w:t xml:space="preserve">210201052-04. </w:t>
+              <w:t>2102010</w:t>
+            </w:r>
+            <w:r>
+              <w:rPr>
+                <w:bCs/>
+                <w:sz w:val="20"/>
+                <w:szCs w:val="20"/>
+                <w:lang w:val="es-ES_tradnl"/>
+              </w:rPr>
+              <w:t>4</w:t>
+            </w:r>
+            <w:r>
+              <w:rPr>
+                <w:bCs/>
+                <w:sz w:val="20"/>
+                <w:szCs w:val="20"/>
+                <w:lang w:val="es-ES_tradnl"/>
+              </w:rPr>
+              <w:t xml:space="preserve">2-04. </w:t>
             </w:r>
             <w:r>
               <w:rPr>
@@ -7723,7 +7757,6 @@
           <w:szCs w:val="20"/>
           <w:lang w:val="es-ES_tradnl" w:eastAsia="ja-JP"/>
         </w:rPr>
-        <w:lastRenderedPageBreak/>
         <w:t>Estrategias de aplicación</w:t>
       </w:r>
     </w:p>
@@ -8118,7 +8151,6 @@
           <w:szCs w:val="20"/>
           <w:lang w:val="es-ES_tradnl" w:eastAsia="ja-JP"/>
         </w:rPr>
-        <w:lastRenderedPageBreak/>
         <w:t xml:space="preserve">Impacto y </w:t>
       </w:r>
       <w:r>
@@ -8491,7 +8523,6 @@
           <w:szCs w:val="20"/>
           <w:lang w:val="es-ES_tradnl"/>
         </w:rPr>
-        <w:lastRenderedPageBreak/>
         <w:t>As</w:t>
       </w:r>
       <w:r>
@@ -9266,7 +9297,6 @@
           <w:szCs w:val="20"/>
           <w:lang w:val="es-ES_tradnl"/>
         </w:rPr>
-        <w:lastRenderedPageBreak/>
         <w:t xml:space="preserve">Figura 1. </w:t>
       </w:r>
       <w:r>
@@ -9610,7 +9640,6 @@
           <w:szCs w:val="20"/>
           <w:lang w:val="es-ES_tradnl"/>
         </w:rPr>
-        <w:lastRenderedPageBreak/>
         <w:t>Los ritmos de aprendizaje pueden verse influenciados por factores como la experiencia previa del colaborador en el tema, el nivel de motivación e interés, las condiciones del entorno laboral, el nivel de estrés o carga de trabajo y la disponibilidad de tiempo para el estudio autónomo.</w:t>
       </w:r>
     </w:p>
@@ -10627,7 +10656,6 @@
           <w:szCs w:val="20"/>
           <w:lang w:val="es-ES_tradnl"/>
         </w:rPr>
-        <w:lastRenderedPageBreak/>
         <w:t>Partiendo de lo anterior, la siguiente tabla presenta un resumen de la principal normatividad aplicable a la Seguridad y Salud en el Trabajo (SST) en Colombia, destacando su contenido y las implicaciones que tiene para la planeación y ejecución de los procesos de capacitación organizacional:</w:t>
       </w:r>
     </w:p>
@@ -11528,7 +11556,6 @@
           <w:szCs w:val="20"/>
           <w:lang w:val="es-ES_tradnl"/>
         </w:rPr>
-        <w:lastRenderedPageBreak/>
         <w:t>2. Programación de actividades de capacitación</w:t>
       </w:r>
     </w:p>
@@ -12436,7 +12463,6 @@
           <w:szCs w:val="20"/>
           <w:lang w:val="es-ES_tradnl"/>
         </w:rPr>
-        <w:lastRenderedPageBreak/>
         <w:t>Social learning</w:t>
       </w:r>
     </w:p>
@@ -13359,7 +13385,6 @@
           <w:szCs w:val="20"/>
           <w:lang w:val="es-ES_tradnl"/>
         </w:rPr>
-        <w:lastRenderedPageBreak/>
         <w:t xml:space="preserve">Una estrategia de comunicación bien diseñada para el plan de capacitación debe definir los mensajes clave, los canales más apropiados para cada audiencia, los responsables de la comunicación y los momentos en que se emitirán los mensajes. </w:t>
       </w:r>
     </w:p>
@@ -14991,7 +15016,6 @@
           <w:szCs w:val="20"/>
           <w:lang w:val="es-ES_tradnl"/>
         </w:rPr>
-        <w:lastRenderedPageBreak/>
         <w:t>2.4</w:t>
       </w:r>
       <w:r>
@@ -15612,7 +15636,6 @@
           <w:szCs w:val="20"/>
           <w:lang w:val="es-ES_tradnl"/>
         </w:rPr>
-        <w:lastRenderedPageBreak/>
         <w:t>2.5</w:t>
       </w:r>
       <w:r>
@@ -16269,7 +16292,6 @@
           <w:szCs w:val="20"/>
           <w:lang w:val="es-ES_tradnl"/>
         </w:rPr>
-        <w:lastRenderedPageBreak/>
         <w:t>La elaboración del presupuesto de capacitación debe seguir un proceso estructurado que incluya la identificación de todos los rubros de gasto, la cotización de los costos reales, la definición de prioridades y la asignación de responsables por cada ítem. Es recomendable incluir un porcentaje de imprevistos (generalmente entre el 5 % y el 10 % del total) para cubrir eventualidades no previstas.</w:t>
       </w:r>
     </w:p>
@@ -17277,7 +17299,6 @@
           <w:sz w:val="20"/>
           <w:szCs w:val="20"/>
         </w:rPr>
-        <w:lastRenderedPageBreak/>
         <w:t>Presupuesto propio de la empresa</w:t>
       </w:r>
       <w:r>
@@ -17662,7 +17683,6 @@
           <w:szCs w:val="20"/>
           <w:lang w:val="es-ES_tradnl"/>
         </w:rPr>
-        <w:lastRenderedPageBreak/>
         <w:t>Cronograma por fases</w:t>
       </w:r>
     </w:p>
@@ -18238,7 +18258,6 @@
           <w:szCs w:val="20"/>
           <w:lang w:val="es-ES_tradnl"/>
         </w:rPr>
-        <w:lastRenderedPageBreak/>
         <w:t>Recursos financieros</w:t>
       </w:r>
     </w:p>
@@ -18814,7 +18833,6 @@
           <w:szCs w:val="20"/>
           <w:lang w:val="es-ES_tradnl"/>
         </w:rPr>
-        <w:lastRenderedPageBreak/>
         <w:t>Presupuesto: rubros, costos y fuentes de financiamiento.</w:t>
       </w:r>
     </w:p>
@@ -20150,7 +20168,6 @@
           <w:szCs w:val="20"/>
           <w:lang w:val="es-ES_tradnl"/>
         </w:rPr>
-        <w:lastRenderedPageBreak/>
         <w:t>SÍNTESIS</w:t>
       </w:r>
     </w:p>
@@ -20298,7 +20315,6 @@
           <w:noProof/>
           <w:lang w:val="es-ES_tradnl"/>
         </w:rPr>
-        <w:lastRenderedPageBreak/>
         <mc:AlternateContent>
           <mc:Choice Requires="wps">
             <w:drawing>
@@ -20349,7 +20365,7 @@
               </wp:anchor>
             </w:drawing>
           </mc:Choice>
-          <mc:Fallback xmlns:oel="http://schemas.microsoft.com/office/2019/extlst" xmlns:w16du="http://schemas.microsoft.com/office/word/2023/wordml/word16du" xmlns:w16sdtfl="http://schemas.microsoft.com/office/word/2024/wordml/sdtformatlock">
+          <mc:Fallback xmlns:w16sdtfl="http://schemas.microsoft.com/office/word/2024/wordml/sdtformatlock" xmlns:w16du="http://schemas.microsoft.com/office/word/2023/wordml/word16du" xmlns:oel="http://schemas.microsoft.com/office/2019/extlst">
             <w:pict>
               <v:line w14:anchorId="4321C32E" id="Conector recto 7" o:spid="_x0000_s1026" style="position:absolute;z-index:251658239;visibility:visible;mso-wrap-style:square;mso-wrap-distance-left:9pt;mso-wrap-distance-top:0;mso-wrap-distance-right:9pt;mso-wrap-distance-bottom:0;mso-position-horizontal:absolute;mso-position-horizontal-relative:text;mso-position-vertical:absolute;mso-position-vertical-relative:text" from="159.3pt,319.7pt" to="159.3pt,427.7pt" o:gfxdata="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" strokecolor="#4f81bd [3204]" strokeweight="2pt">
                 <v:shadow on="t" color="black" opacity="24903f" origin=",.5" offset="0,.55556mm"/>
@@ -21393,7 +21409,6 @@
           <w:szCs w:val="20"/>
           <w:lang w:val="es-ES_tradnl"/>
         </w:rPr>
-        <w:lastRenderedPageBreak/>
         <w:t>ACTIVIDADES DIDÁCTICAS</w:t>
       </w:r>
     </w:p>
@@ -22274,7 +22289,6 @@
                 <w:szCs w:val="20"/>
                 <w:lang w:val="es-ES_tradnl"/>
               </w:rPr>
-              <w:lastRenderedPageBreak/>
               <w:t>E-learning:</w:t>
             </w:r>
           </w:p>
@@ -23270,7 +23284,6 @@
           <w:szCs w:val="20"/>
           <w:lang w:val="es-ES_tradnl"/>
         </w:rPr>
-        <w:lastRenderedPageBreak/>
         <w:t>CONTROL DEL DOCUMENTO</w:t>
       </w:r>
     </w:p>
@@ -38158,15 +38171,6 @@
 </file>
 
 <file path=customXml/item1.xml><?xml version="1.0" encoding="utf-8"?>
-<s:customData xmlns="http://www.wps.cn/officeDocument/2013/wpsCustomData" xmlns:s="http://www.wps.cn/officeDocument/2013/wpsCustomData">
-  <customSectProps/>
-  <customShpExts>
-    <customShpInfo spid="_x0000_s1026" textRotate="1"/>
-  </customShpExts>
-</s:customData>
-</file>
-
-<file path=customXml/item2.xml><?xml version="1.0" encoding="utf-8"?>
 <ct:contentTypeSchema xmlns:ct="http://schemas.microsoft.com/office/2006/metadata/contentType" xmlns:ma="http://schemas.microsoft.com/office/2006/metadata/properties/metaAttributes" ct:_="" ma:_="" ma:contentTypeName="Documento" ma:contentTypeID="0x0101006A81D6BD42E8DF4C91013959704817E1" ma:contentTypeVersion="15" ma:contentTypeDescription="Crear nuevo documento." ma:contentTypeScope="" ma:versionID="bf4f72ffd194f0963ff564daca6869f7">
   <xsd:schema xmlns:xsd="http://www.w3.org/2001/XMLSchema" xmlns:xs="http://www.w3.org/2001/XMLSchema" xmlns:p="http://schemas.microsoft.com/office/2006/metadata/properties" xmlns:ns2="13c90a0b-73bc-4dc0-be5f-28d77b615beb" xmlns:ns3="13c93bba-48ce-428c-bfe5-88b42c19b028" targetNamespace="http://schemas.microsoft.com/office/2006/metadata/properties" ma:root="true" ma:fieldsID="8718d6f4873a5b1392a45044efa78385" ns2:_="" ns3:_="">
     <xsd:import namespace="13c90a0b-73bc-4dc0-be5f-28d77b615beb"/>
@@ -38401,10 +38405,24 @@
 </ct:contentTypeSchema>
 </file>
 
+<file path=customXml/item2.xml><?xml version="1.0" encoding="utf-8"?>
+<s:customData xmlns="http://www.wps.cn/officeDocument/2013/wpsCustomData" xmlns:s="http://www.wps.cn/officeDocument/2013/wpsCustomData">
+  <customSectProps/>
+  <customShpExts>
+    <customShpInfo spid="_x0000_s1026" textRotate="1"/>
+  </customShpExts>
+</s:customData>
+</file>
+
 <file path=customXml/item3.xml><?xml version="1.0" encoding="utf-8"?>
-<go:gDocsCustomXmlDataStorage xmlns:go="http://customooxmlschemas.google.com/" xmlns:r="http://schemas.openxmlformats.org/officeDocument/2006/relationships">
-  <go:docsCustomData xmlns:go="http://customooxmlschemas.google.com/" roundtripDataSignature="AMtx7mh3w1sXrKwdjzYCxjbwPkf7wsIk5w==">AMUW2mWhRc/xLonLdtoI8dz4BVu2GREgE7++Eme5Ko+W5/2G+QfXPKxV7NwLPPaJ77IM2LrlHDguxVZnDKcg4iQIvJIe+zJ9DBWjUaWFI+z0k4HbdiCFsJo=</go:docsCustomData>
-</go:gDocsCustomXmlDataStorage>
+<p:properties xmlns:p="http://schemas.microsoft.com/office/2006/metadata/properties" xmlns:xsi="http://www.w3.org/2001/XMLSchema-instance" xmlns:pc="http://schemas.microsoft.com/office/infopath/2007/PartnerControls">
+  <documentManagement>
+    <TaxCatchAll xmlns="13c90a0b-73bc-4dc0-be5f-28d77b615beb" xsi:nil="true"/>
+    <lcf76f155ced4ddcb4097134ff3c332f xmlns="13c93bba-48ce-428c-bfe5-88b42c19b028">
+      <Terms xmlns="http://schemas.microsoft.com/office/infopath/2007/PartnerControls"/>
+    </lcf76f155ced4ddcb4097134ff3c332f>
+  </documentManagement>
+</p:properties>
 </file>
 
 <file path=customXml/item4.xml><?xml version="1.0" encoding="utf-8"?>
@@ -38417,25 +38435,12 @@
 </file>
 
 <file path=customXml/item5.xml><?xml version="1.0" encoding="utf-8"?>
-<p:properties xmlns:p="http://schemas.microsoft.com/office/2006/metadata/properties" xmlns:xsi="http://www.w3.org/2001/XMLSchema-instance" xmlns:pc="http://schemas.microsoft.com/office/infopath/2007/PartnerControls">
-  <documentManagement>
-    <TaxCatchAll xmlns="13c90a0b-73bc-4dc0-be5f-28d77b615beb" xsi:nil="true"/>
-    <lcf76f155ced4ddcb4097134ff3c332f xmlns="13c93bba-48ce-428c-bfe5-88b42c19b028">
-      <Terms xmlns="http://schemas.microsoft.com/office/infopath/2007/PartnerControls"/>
-    </lcf76f155ced4ddcb4097134ff3c332f>
-  </documentManagement>
-</p:properties>
+<go:gDocsCustomXmlDataStorage xmlns:go="http://customooxmlschemas.google.com/" xmlns:r="http://schemas.openxmlformats.org/officeDocument/2006/relationships">
+  <go:docsCustomData xmlns:go="http://customooxmlschemas.google.com/" roundtripDataSignature="AMtx7mh3w1sXrKwdjzYCxjbwPkf7wsIk5w==">AMUW2mWhRc/xLonLdtoI8dz4BVu2GREgE7++Eme5Ko+W5/2G+QfXPKxV7NwLPPaJ77IM2LrlHDguxVZnDKcg4iQIvJIe+zJ9DBWjUaWFI+z0k4HbdiCFsJo=</go:docsCustomData>
+</go:gDocsCustomXmlDataStorage>
 </file>
 
 <file path=customXml/itemProps1.xml><?xml version="1.0" encoding="utf-8"?>
-<ds:datastoreItem xmlns:ds="http://schemas.openxmlformats.org/officeDocument/2006/customXml" ds:itemID="{B1977F7D-205B-4081-913C-38D41E755F92}">
-  <ds:schemaRefs>
-    <ds:schemaRef ds:uri="http://www.wps.cn/officeDocument/2013/wpsCustomData"/>
-  </ds:schemaRefs>
-</ds:datastoreItem>
-</file>
-
-<file path=customXml/itemProps2.xml><?xml version="1.0" encoding="utf-8"?>
 <ds:datastoreItem xmlns:ds="http://schemas.openxmlformats.org/officeDocument/2006/customXml" ds:itemID="{5DEAC456-1939-4B8A-84C8-7FE8DC65ADC5}">
   <ds:schemaRefs>
     <ds:schemaRef ds:uri="http://schemas.microsoft.com/office/2006/metadata/contentType"/>
@@ -38454,11 +38459,21 @@
 </ds:datastoreItem>
 </file>
 
+<file path=customXml/itemProps2.xml><?xml version="1.0" encoding="utf-8"?>
+<ds:datastoreItem xmlns:ds="http://schemas.openxmlformats.org/officeDocument/2006/customXml" ds:itemID="{B1977F7D-205B-4081-913C-38D41E755F92}">
+  <ds:schemaRefs>
+    <ds:schemaRef ds:uri="http://www.wps.cn/officeDocument/2013/wpsCustomData"/>
+  </ds:schemaRefs>
+</ds:datastoreItem>
+</file>
+
 <file path=customXml/itemProps3.xml><?xml version="1.0" encoding="utf-8"?>
-<ds:datastoreItem xmlns:ds="http://schemas.openxmlformats.org/officeDocument/2006/customXml" ds:itemID="{11111111-1234-1234-1234-123412341234}">
+<ds:datastoreItem xmlns:ds="http://schemas.openxmlformats.org/officeDocument/2006/customXml" ds:itemID="{9D9B1A75-0210-4935-8179-95DF20A26AD1}">
   <ds:schemaRefs>
-    <ds:schemaRef ds:uri="http://customooxmlschemas.google.com/"/>
-    <ds:schemaRef ds:uri="http://schemas.openxmlformats.org/officeDocument/2006/relationships"/>
+    <ds:schemaRef ds:uri="http://schemas.microsoft.com/office/2006/metadata/properties"/>
+    <ds:schemaRef ds:uri="http://schemas.microsoft.com/office/infopath/2007/PartnerControls"/>
+    <ds:schemaRef ds:uri="13c90a0b-73bc-4dc0-be5f-28d77b615beb"/>
+    <ds:schemaRef ds:uri="13c93bba-48ce-428c-bfe5-88b42c19b028"/>
   </ds:schemaRefs>
 </ds:datastoreItem>
 </file>
@@ -38472,12 +38487,10 @@
 </file>
 
 <file path=customXml/itemProps5.xml><?xml version="1.0" encoding="utf-8"?>
-<ds:datastoreItem xmlns:ds="http://schemas.openxmlformats.org/officeDocument/2006/customXml" ds:itemID="{9D9B1A75-0210-4935-8179-95DF20A26AD1}">
+<ds:datastoreItem xmlns:ds="http://schemas.openxmlformats.org/officeDocument/2006/customXml" ds:itemID="{11111111-1234-1234-1234-123412341234}">
   <ds:schemaRefs>
-    <ds:schemaRef ds:uri="http://schemas.microsoft.com/office/2006/metadata/properties"/>
-    <ds:schemaRef ds:uri="http://schemas.microsoft.com/office/infopath/2007/PartnerControls"/>
-    <ds:schemaRef ds:uri="13c90a0b-73bc-4dc0-be5f-28d77b615beb"/>
-    <ds:schemaRef ds:uri="13c93bba-48ce-428c-bfe5-88b42c19b028"/>
+    <ds:schemaRef ds:uri="http://customooxmlschemas.google.com/"/>
+    <ds:schemaRef ds:uri="http://schemas.openxmlformats.org/officeDocument/2006/relationships"/>
   </ds:schemaRefs>
 </ds:datastoreItem>
 </file>